--- a/en/files/resources/Sample_Grant_Concept_Note.docx
+++ b/en/files/resources/Sample_Grant_Concept_Note.docx
@@ -149,7 +149,7 @@
               <w:rPr>
                 <w:sz w:val="19"/>
               </w:rPr>
-              <w:t>[Funder name] — small research grants for health professionals, [year]</w:t>
+              <w:t>[Funder name], small research grants for health professionals, [year]</w:t>
             </w:r>
           </w:p>
         </w:tc>
